--- a/docs/PingPong_Design_Document.docx
+++ b/docs/PingPong_Design_Document.docx
@@ -4087,7 +4087,7 @@
                 <w:sz w:val="19"/>
                 <w:szCs w:val="19"/>
               </w:rPr>
-              <w:t xml:space="preserve">Score</w:t>
+              <w:t xml:space="preserve">Score + target</w:t>
             </w:r>
           </w:p>
         </w:tc>
@@ -4121,7 +4121,7 @@
                 <w:sz w:val="19"/>
                 <w:szCs w:val="19"/>
               </w:rPr>
-              <w:t xml:space="preserve">AI score above the centre line, player score below.</w:t>
+              <w:t xml:space="preserve">AI score above the centre line, player score below, with 'FIRST TO N' (N from Setup) between them.</w:t>
             </w:r>
           </w:p>
         </w:tc>
@@ -4953,7 +4953,7 @@
                 <w:sz w:val="19"/>
                 <w:szCs w:val="19"/>
               </w:rPr>
-              <w:t xml:space="preserve">First side to reach the configured score wins. The score is checked after every point.</w:t>
+              <w:t xml:space="preserve">First side to reach the configured score wins. The score is checked after every point. The target is shown on the game screen as FIRST TO N.</w:t>
             </w:r>
           </w:p>
         </w:tc>
@@ -11799,7 +11799,7 @@
           <w:b/>
           <w:bCs/>
         </w:rPr>
-        <w:t xml:space="preserve">Automated checks: 29 passing. </w:t>
+        <w:t xml:space="preserve">Automated checks: 32 passing. </w:t>
       </w:r>
       <w:r>
         <w:rPr>

--- a/docs/PingPong_Design_Document.docx
+++ b/docs/PingPong_Design_Document.docx
@@ -355,7 +355,7 @@
         <w:rPr>
           <w:rFonts w:ascii="Arial" w:cs="Arial" w:eastAsia="Arial" w:hAnsi="Arial"/>
         </w:rPr>
-        <w:t xml:space="preserve">Admin Setup screen: score to win, ball speed per level, paddle size per level (slider).</w:t>
+        <w:t xml:space="preserve">Admin Setup screen: score to win, ball speed per level, paddle size per level (slider), and the touch / tilt control choice.</w:t>
       </w:r>
     </w:p>
     <w:p>
@@ -2122,7 +2122,7 @@
         <w:rPr>
           <w:rFonts w:ascii="Arial" w:cs="Arial" w:eastAsia="Arial" w:hAnsi="Arial"/>
         </w:rPr>
-        <w:t xml:space="preserve">Choose difficulty and control method. Tapping a level starts the match immediately.</w:t>
+        <w:t xml:space="preserve">Pick a difficulty. Tapping a level starts the match immediately.</w:t>
       </w:r>
     </w:p>
     <w:p>
@@ -2585,7 +2585,7 @@
                 <w:sz w:val="19"/>
                 <w:szCs w:val="19"/>
               </w:rPr>
-              <w:t xml:space="preserve">CONTROL: TOUCH / TILT</w:t>
+              <w:t xml:space="preserve">Control info</w:t>
             </w:r>
           </w:p>
         </w:tc>
@@ -2619,7 +2619,7 @@
                 <w:sz w:val="19"/>
                 <w:szCs w:val="19"/>
               </w:rPr>
-              <w:t xml:space="preserve">Toggles drag control and gyro (tilt) control. Choice is remembered.</w:t>
+              <w:t xml:space="preserve">Shows the current control (TOUCH or TILT) and where to change it (Setup).</w:t>
             </w:r>
           </w:p>
         </w:tc>
@@ -2647,7 +2647,7 @@
           </w:tcPr>
           <w:p>
             <w:pPr>
-              <w:keepNext/>
+              <w:keepNext w:val="false"/>
               <w:spacing w:after="0"/>
             </w:pPr>
             <w:r>
@@ -2682,19 +2682,19 @@
           </w:tcPr>
           <w:p>
             <w:pPr>
-              <w:keepNext/>
-              <w:spacing w:after="0"/>
-            </w:pPr>
-            <w:r>
-              <w:rPr>
-                <w:rFonts w:ascii="Arial" w:cs="Arial" w:eastAsia="Arial" w:hAnsi="Arial"/>
-                <w:b w:val="false"/>
-                <w:bCs w:val="false"/>
-                <w:color w:val="000000"/>
-                <w:sz w:val="19"/>
-                <w:szCs w:val="19"/>
-              </w:rPr>
-              <w:t xml:space="preserve">TILT DIR</w:t>
+              <w:keepNext w:val="false"/>
+              <w:spacing w:after="0"/>
+            </w:pPr>
+            <w:r>
+              <w:rPr>
+                <w:rFonts w:ascii="Arial" w:cs="Arial" w:eastAsia="Arial" w:hAnsi="Arial"/>
+                <w:b w:val="false"/>
+                <w:bCs w:val="false"/>
+                <w:color w:val="000000"/>
+                <w:sz w:val="19"/>
+                <w:szCs w:val="19"/>
+              </w:rPr>
+              <w:t xml:space="preserve">BACK</w:t>
             </w:r>
           </w:p>
         </w:tc>
@@ -2708,113 +2708,6 @@
               <w:right w:val="single" w:color="999999" w:sz="4"/>
             </w:tcBorders>
             <w:shd w:fill="F3F3F3" w:color="auto" w:val="clear"/>
-            <w:tcMar>
-              <w:top w:type="dxa" w:w="70"/>
-              <w:left w:type="dxa" w:w="110"/>
-              <w:bottom w:type="dxa" w:w="70"/>
-              <w:right w:type="dxa" w:w="110"/>
-            </w:tcMar>
-          </w:tcPr>
-          <w:p>
-            <w:pPr>
-              <w:keepNext/>
-              <w:spacing w:after="0"/>
-            </w:pPr>
-            <w:r>
-              <w:rPr>
-                <w:rFonts w:ascii="Arial" w:cs="Arial" w:eastAsia="Arial" w:hAnsi="Arial"/>
-                <w:b w:val="false"/>
-                <w:bCs w:val="false"/>
-                <w:color w:val="000000"/>
-                <w:sz w:val="19"/>
-                <w:szCs w:val="19"/>
-              </w:rPr>
-              <w:t xml:space="preserve">Shown only in tilt mode. Flips the tilt direction if a particular device feels reversed.</w:t>
-            </w:r>
-          </w:p>
-        </w:tc>
-      </w:tr>
-      <w:tr>
-        <w:trPr>
-          <w:cantSplit/>
-        </w:trPr>
-        <w:tc>
-          <w:tcPr>
-            <w:tcW w:type="dxa" w:w="600"/>
-            <w:tcBorders>
-              <w:top w:val="single" w:color="999999" w:sz="4"/>
-              <w:left w:val="single" w:color="999999" w:sz="4"/>
-              <w:bottom w:val="single" w:color="999999" w:sz="4"/>
-              <w:right w:val="single" w:color="999999" w:sz="4"/>
-            </w:tcBorders>
-            <w:tcMar>
-              <w:top w:type="dxa" w:w="70"/>
-              <w:left w:type="dxa" w:w="110"/>
-              <w:bottom w:type="dxa" w:w="70"/>
-              <w:right w:type="dxa" w:w="110"/>
-            </w:tcMar>
-          </w:tcPr>
-          <w:p>
-            <w:pPr>
-              <w:keepNext w:val="false"/>
-              <w:spacing w:after="0"/>
-            </w:pPr>
-            <w:r>
-              <w:rPr>
-                <w:rFonts w:ascii="Arial" w:cs="Arial" w:eastAsia="Arial" w:hAnsi="Arial"/>
-                <w:b w:val="false"/>
-                <w:bCs w:val="false"/>
-                <w:color w:val="000000"/>
-                <w:sz w:val="19"/>
-                <w:szCs w:val="19"/>
-              </w:rPr>
-              <w:t xml:space="preserve">5</w:t>
-            </w:r>
-          </w:p>
-        </w:tc>
-        <w:tc>
-          <w:tcPr>
-            <w:tcW w:type="dxa" w:w="2500"/>
-            <w:tcBorders>
-              <w:top w:val="single" w:color="999999" w:sz="4"/>
-              <w:left w:val="single" w:color="999999" w:sz="4"/>
-              <w:bottom w:val="single" w:color="999999" w:sz="4"/>
-              <w:right w:val="single" w:color="999999" w:sz="4"/>
-            </w:tcBorders>
-            <w:tcMar>
-              <w:top w:type="dxa" w:w="70"/>
-              <w:left w:type="dxa" w:w="110"/>
-              <w:bottom w:type="dxa" w:w="70"/>
-              <w:right w:type="dxa" w:w="110"/>
-            </w:tcMar>
-          </w:tcPr>
-          <w:p>
-            <w:pPr>
-              <w:keepNext w:val="false"/>
-              <w:spacing w:after="0"/>
-            </w:pPr>
-            <w:r>
-              <w:rPr>
-                <w:rFonts w:ascii="Arial" w:cs="Arial" w:eastAsia="Arial" w:hAnsi="Arial"/>
-                <w:b w:val="false"/>
-                <w:bCs w:val="false"/>
-                <w:color w:val="000000"/>
-                <w:sz w:val="19"/>
-                <w:szCs w:val="19"/>
-              </w:rPr>
-              <w:t xml:space="preserve">BACK</w:t>
-            </w:r>
-          </w:p>
-        </w:tc>
-        <w:tc>
-          <w:tcPr>
-            <w:tcW w:type="dxa" w:w="6538"/>
-            <w:tcBorders>
-              <w:top w:val="single" w:color="999999" w:sz="4"/>
-              <w:left w:val="single" w:color="999999" w:sz="4"/>
-              <w:bottom w:val="single" w:color="999999" w:sz="4"/>
-              <w:right w:val="single" w:color="999999" w:sz="4"/>
-            </w:tcBorders>
             <w:tcMar>
               <w:top w:type="dxa" w:w="70"/>
               <w:left w:type="dxa" w:w="110"/>
@@ -2873,7 +2766,7 @@
         <w:rPr>
           <w:rFonts w:ascii="Arial" w:cs="Arial" w:eastAsia="Arial" w:hAnsi="Arial"/>
         </w:rPr>
-        <w:t xml:space="preserve">Three configuration groups. Every change is stored on the device immediately.</w:t>
+        <w:t xml:space="preserve">Four configuration groups. Every change is stored on the device immediately. A status line at the bottom, 'Screen stay-awake', shows NATIVE, WEB, NATIVE+WEB or OFF.</w:t>
       </w:r>
     </w:p>
     <w:p>
@@ -3445,7 +3338,7 @@
                 <w:sz w:val="19"/>
                 <w:szCs w:val="19"/>
               </w:rPr>
-              <w:t xml:space="preserve">RESET DEFAULTS</w:t>
+              <w:t xml:space="preserve">Control</w:t>
             </w:r>
           </w:p>
         </w:tc>
@@ -3480,7 +3373,7 @@
                 <w:sz w:val="19"/>
                 <w:szCs w:val="19"/>
               </w:rPr>
-              <w:t xml:space="preserve">Restores every value on this screen.</w:t>
+              <w:t xml:space="preserve">CONTROL: TOUCH / TILT toggle. In tilt mode a DIR: NORMAL / REVERSED button flips the tilt direction.</w:t>
             </w:r>
           </w:p>
         </w:tc>
@@ -3507,6 +3400,223 @@
           </w:tcPr>
           <w:p>
             <w:pPr>
+              <w:keepNext/>
+              <w:spacing w:after="0"/>
+            </w:pPr>
+            <w:r>
+              <w:rPr>
+                <w:rFonts w:ascii="Arial" w:cs="Arial" w:eastAsia="Arial" w:hAnsi="Arial"/>
+                <w:b w:val="false"/>
+                <w:bCs w:val="false"/>
+                <w:color w:val="000000"/>
+                <w:sz w:val="19"/>
+                <w:szCs w:val="19"/>
+              </w:rPr>
+              <w:t xml:space="preserve">5</w:t>
+            </w:r>
+          </w:p>
+        </w:tc>
+        <w:tc>
+          <w:tcPr>
+            <w:tcW w:type="dxa" w:w="2500"/>
+            <w:tcBorders>
+              <w:top w:val="single" w:color="999999" w:sz="4"/>
+              <w:left w:val="single" w:color="999999" w:sz="4"/>
+              <w:bottom w:val="single" w:color="999999" w:sz="4"/>
+              <w:right w:val="single" w:color="999999" w:sz="4"/>
+            </w:tcBorders>
+            <w:tcMar>
+              <w:top w:type="dxa" w:w="70"/>
+              <w:left w:type="dxa" w:w="110"/>
+              <w:bottom w:type="dxa" w:w="70"/>
+              <w:right w:type="dxa" w:w="110"/>
+            </w:tcMar>
+          </w:tcPr>
+          <w:p>
+            <w:pPr>
+              <w:keepNext/>
+              <w:spacing w:after="0"/>
+            </w:pPr>
+            <w:r>
+              <w:rPr>
+                <w:rFonts w:ascii="Arial" w:cs="Arial" w:eastAsia="Arial" w:hAnsi="Arial"/>
+                <w:b w:val="false"/>
+                <w:bCs w:val="false"/>
+                <w:color w:val="000000"/>
+                <w:sz w:val="19"/>
+                <w:szCs w:val="19"/>
+              </w:rPr>
+              <w:t xml:space="preserve">Tilt test bar</w:t>
+            </w:r>
+          </w:p>
+        </w:tc>
+        <w:tc>
+          <w:tcPr>
+            <w:tcW w:type="dxa" w:w="6538"/>
+            <w:tcBorders>
+              <w:top w:val="single" w:color="999999" w:sz="4"/>
+              <w:left w:val="single" w:color="999999" w:sz="4"/>
+              <w:bottom w:val="single" w:color="999999" w:sz="4"/>
+              <w:right w:val="single" w:color="999999" w:sz="4"/>
+            </w:tcBorders>
+            <w:tcMar>
+              <w:top w:type="dxa" w:w="70"/>
+              <w:left w:type="dxa" w:w="110"/>
+              <w:bottom w:type="dxa" w:w="70"/>
+              <w:right w:type="dxa" w:w="110"/>
+            </w:tcMar>
+          </w:tcPr>
+          <w:p>
+            <w:pPr>
+              <w:keepNext/>
+              <w:spacing w:after="0"/>
+            </w:pPr>
+            <w:r>
+              <w:rPr>
+                <w:rFonts w:ascii="Arial" w:cs="Arial" w:eastAsia="Arial" w:hAnsi="Arial"/>
+                <w:b w:val="false"/>
+                <w:bCs w:val="false"/>
+                <w:color w:val="000000"/>
+                <w:sz w:val="19"/>
+                <w:szCs w:val="19"/>
+              </w:rPr>
+              <w:t xml:space="preserve">Tilt mode only. A dot follows the device tilt so the direction can be checked without playing.</w:t>
+            </w:r>
+          </w:p>
+        </w:tc>
+      </w:tr>
+      <w:tr>
+        <w:trPr>
+          <w:cantSplit/>
+        </w:trPr>
+        <w:tc>
+          <w:tcPr>
+            <w:tcW w:type="dxa" w:w="600"/>
+            <w:tcBorders>
+              <w:top w:val="single" w:color="999999" w:sz="4"/>
+              <w:left w:val="single" w:color="999999" w:sz="4"/>
+              <w:bottom w:val="single" w:color="999999" w:sz="4"/>
+              <w:right w:val="single" w:color="999999" w:sz="4"/>
+            </w:tcBorders>
+            <w:shd w:fill="F3F3F3" w:color="auto" w:val="clear"/>
+            <w:tcMar>
+              <w:top w:type="dxa" w:w="70"/>
+              <w:left w:type="dxa" w:w="110"/>
+              <w:bottom w:type="dxa" w:w="70"/>
+              <w:right w:type="dxa" w:w="110"/>
+            </w:tcMar>
+          </w:tcPr>
+          <w:p>
+            <w:pPr>
+              <w:keepNext/>
+              <w:spacing w:after="0"/>
+            </w:pPr>
+            <w:r>
+              <w:rPr>
+                <w:rFonts w:ascii="Arial" w:cs="Arial" w:eastAsia="Arial" w:hAnsi="Arial"/>
+                <w:b w:val="false"/>
+                <w:bCs w:val="false"/>
+                <w:color w:val="000000"/>
+                <w:sz w:val="19"/>
+                <w:szCs w:val="19"/>
+              </w:rPr>
+              <w:t xml:space="preserve">6</w:t>
+            </w:r>
+          </w:p>
+        </w:tc>
+        <w:tc>
+          <w:tcPr>
+            <w:tcW w:type="dxa" w:w="2500"/>
+            <w:tcBorders>
+              <w:top w:val="single" w:color="999999" w:sz="4"/>
+              <w:left w:val="single" w:color="999999" w:sz="4"/>
+              <w:bottom w:val="single" w:color="999999" w:sz="4"/>
+              <w:right w:val="single" w:color="999999" w:sz="4"/>
+            </w:tcBorders>
+            <w:shd w:fill="F3F3F3" w:color="auto" w:val="clear"/>
+            <w:tcMar>
+              <w:top w:type="dxa" w:w="70"/>
+              <w:left w:type="dxa" w:w="110"/>
+              <w:bottom w:type="dxa" w:w="70"/>
+              <w:right w:type="dxa" w:w="110"/>
+            </w:tcMar>
+          </w:tcPr>
+          <w:p>
+            <w:pPr>
+              <w:keepNext/>
+              <w:spacing w:after="0"/>
+            </w:pPr>
+            <w:r>
+              <w:rPr>
+                <w:rFonts w:ascii="Arial" w:cs="Arial" w:eastAsia="Arial" w:hAnsi="Arial"/>
+                <w:b w:val="false"/>
+                <w:bCs w:val="false"/>
+                <w:color w:val="000000"/>
+                <w:sz w:val="19"/>
+                <w:szCs w:val="19"/>
+              </w:rPr>
+              <w:t xml:space="preserve">RESET DEFAULTS</w:t>
+            </w:r>
+          </w:p>
+        </w:tc>
+        <w:tc>
+          <w:tcPr>
+            <w:tcW w:type="dxa" w:w="6538"/>
+            <w:tcBorders>
+              <w:top w:val="single" w:color="999999" w:sz="4"/>
+              <w:left w:val="single" w:color="999999" w:sz="4"/>
+              <w:bottom w:val="single" w:color="999999" w:sz="4"/>
+              <w:right w:val="single" w:color="999999" w:sz="4"/>
+            </w:tcBorders>
+            <w:shd w:fill="F3F3F3" w:color="auto" w:val="clear"/>
+            <w:tcMar>
+              <w:top w:type="dxa" w:w="70"/>
+              <w:left w:type="dxa" w:w="110"/>
+              <w:bottom w:type="dxa" w:w="70"/>
+              <w:right w:type="dxa" w:w="110"/>
+            </w:tcMar>
+          </w:tcPr>
+          <w:p>
+            <w:pPr>
+              <w:keepNext/>
+              <w:spacing w:after="0"/>
+            </w:pPr>
+            <w:r>
+              <w:rPr>
+                <w:rFonts w:ascii="Arial" w:cs="Arial" w:eastAsia="Arial" w:hAnsi="Arial"/>
+                <w:b w:val="false"/>
+                <w:bCs w:val="false"/>
+                <w:color w:val="000000"/>
+                <w:sz w:val="19"/>
+                <w:szCs w:val="19"/>
+              </w:rPr>
+              <w:t xml:space="preserve">Restores every value on this screen and sets control back to TOUCH.</w:t>
+            </w:r>
+          </w:p>
+        </w:tc>
+      </w:tr>
+      <w:tr>
+        <w:trPr>
+          <w:cantSplit/>
+        </w:trPr>
+        <w:tc>
+          <w:tcPr>
+            <w:tcW w:type="dxa" w:w="600"/>
+            <w:tcBorders>
+              <w:top w:val="single" w:color="999999" w:sz="4"/>
+              <w:left w:val="single" w:color="999999" w:sz="4"/>
+              <w:bottom w:val="single" w:color="999999" w:sz="4"/>
+              <w:right w:val="single" w:color="999999" w:sz="4"/>
+            </w:tcBorders>
+            <w:tcMar>
+              <w:top w:type="dxa" w:w="70"/>
+              <w:left w:type="dxa" w:w="110"/>
+              <w:bottom w:type="dxa" w:w="70"/>
+              <w:right w:type="dxa" w:w="110"/>
+            </w:tcMar>
+          </w:tcPr>
+          <w:p>
+            <w:pPr>
               <w:keepNext w:val="false"/>
               <w:spacing w:after="0"/>
             </w:pPr>
@@ -3519,7 +3629,7 @@
                 <w:sz w:val="19"/>
                 <w:szCs w:val="19"/>
               </w:rPr>
-              <w:t xml:space="preserve">5</w:t>
+              <w:t xml:space="preserve">7</w:t>
             </w:r>
           </w:p>
         </w:tc>
@@ -7463,6 +7573,361 @@
           </w:tcPr>
           <w:p>
             <w:pPr>
+              <w:keepNext/>
+              <w:spacing w:after="0"/>
+            </w:pPr>
+            <w:r>
+              <w:rPr>
+                <w:rFonts w:ascii="Arial" w:cs="Arial" w:eastAsia="Arial" w:hAnsi="Arial"/>
+                <w:b w:val="false"/>
+                <w:bCs w:val="false"/>
+                <w:color w:val="000000"/>
+                <w:sz w:val="19"/>
+                <w:szCs w:val="19"/>
+              </w:rPr>
+              <w:t xml:space="preserve">3. Paddle size - HARD</w:t>
+            </w:r>
+          </w:p>
+        </w:tc>
+        <w:tc>
+          <w:tcPr>
+            <w:tcW w:type="dxa" w:w="1500"/>
+            <w:tcBorders>
+              <w:top w:val="single" w:color="999999" w:sz="4"/>
+              <w:left w:val="single" w:color="999999" w:sz="4"/>
+              <w:bottom w:val="single" w:color="999999" w:sz="4"/>
+              <w:right w:val="single" w:color="999999" w:sz="4"/>
+            </w:tcBorders>
+            <w:tcMar>
+              <w:top w:type="dxa" w:w="70"/>
+              <w:left w:type="dxa" w:w="110"/>
+              <w:bottom w:type="dxa" w:w="70"/>
+              <w:right w:type="dxa" w:w="110"/>
+            </w:tcMar>
+          </w:tcPr>
+          <w:p>
+            <w:pPr>
+              <w:keepNext/>
+              <w:spacing w:after="0"/>
+            </w:pPr>
+            <w:r>
+              <w:rPr>
+                <w:rFonts w:ascii="Arial" w:cs="Arial" w:eastAsia="Arial" w:hAnsi="Arial"/>
+                <w:b w:val="false"/>
+                <w:bCs w:val="false"/>
+                <w:color w:val="000000"/>
+                <w:sz w:val="19"/>
+                <w:szCs w:val="19"/>
+              </w:rPr>
+              <w:t xml:space="preserve">40 - 140</w:t>
+            </w:r>
+          </w:p>
+        </w:tc>
+        <w:tc>
+          <w:tcPr>
+            <w:tcW w:type="dxa" w:w="1100"/>
+            <w:tcBorders>
+              <w:top w:val="single" w:color="999999" w:sz="4"/>
+              <w:left w:val="single" w:color="999999" w:sz="4"/>
+              <w:bottom w:val="single" w:color="999999" w:sz="4"/>
+              <w:right w:val="single" w:color="999999" w:sz="4"/>
+            </w:tcBorders>
+            <w:tcMar>
+              <w:top w:type="dxa" w:w="70"/>
+              <w:left w:type="dxa" w:w="110"/>
+              <w:bottom w:type="dxa" w:w="70"/>
+              <w:right w:type="dxa" w:w="110"/>
+            </w:tcMar>
+          </w:tcPr>
+          <w:p>
+            <w:pPr>
+              <w:keepNext/>
+              <w:spacing w:after="0"/>
+            </w:pPr>
+            <w:r>
+              <w:rPr>
+                <w:rFonts w:ascii="Arial" w:cs="Arial" w:eastAsia="Arial" w:hAnsi="Arial"/>
+                <w:b w:val="false"/>
+                <w:bCs w:val="false"/>
+                <w:color w:val="000000"/>
+                <w:sz w:val="19"/>
+                <w:szCs w:val="19"/>
+              </w:rPr>
+              <w:t xml:space="preserve">2</w:t>
+            </w:r>
+          </w:p>
+        </w:tc>
+        <w:tc>
+          <w:tcPr>
+            <w:tcW w:type="dxa" w:w="1500"/>
+            <w:tcBorders>
+              <w:top w:val="single" w:color="999999" w:sz="4"/>
+              <w:left w:val="single" w:color="999999" w:sz="4"/>
+              <w:bottom w:val="single" w:color="999999" w:sz="4"/>
+              <w:right w:val="single" w:color="999999" w:sz="4"/>
+            </w:tcBorders>
+            <w:tcMar>
+              <w:top w:type="dxa" w:w="70"/>
+              <w:left w:type="dxa" w:w="110"/>
+              <w:bottom w:type="dxa" w:w="70"/>
+              <w:right w:type="dxa" w:w="110"/>
+            </w:tcMar>
+          </w:tcPr>
+          <w:p>
+            <w:pPr>
+              <w:keepNext/>
+              <w:spacing w:after="0"/>
+            </w:pPr>
+            <w:r>
+              <w:rPr>
+                <w:rFonts w:ascii="Arial" w:cs="Arial" w:eastAsia="Arial" w:hAnsi="Arial"/>
+                <w:b w:val="false"/>
+                <w:bCs w:val="false"/>
+                <w:color w:val="000000"/>
+                <w:sz w:val="19"/>
+                <w:szCs w:val="19"/>
+              </w:rPr>
+              <w:t xml:space="preserve">56</w:t>
+            </w:r>
+          </w:p>
+        </w:tc>
+        <w:tc>
+          <w:tcPr>
+            <w:tcW w:type="dxa" w:w="3338"/>
+            <w:tcBorders>
+              <w:top w:val="single" w:color="999999" w:sz="4"/>
+              <w:left w:val="single" w:color="999999" w:sz="4"/>
+              <w:bottom w:val="single" w:color="999999" w:sz="4"/>
+              <w:right w:val="single" w:color="999999" w:sz="4"/>
+            </w:tcBorders>
+            <w:tcMar>
+              <w:top w:type="dxa" w:w="70"/>
+              <w:left w:type="dxa" w:w="110"/>
+              <w:bottom w:type="dxa" w:w="70"/>
+              <w:right w:type="dxa" w:w="110"/>
+            </w:tcMar>
+          </w:tcPr>
+          <w:p>
+            <w:pPr>
+              <w:keepNext/>
+              <w:spacing w:after="0"/>
+            </w:pPr>
+            <w:r>
+              <w:rPr>
+                <w:rFonts w:ascii="Arial" w:cs="Arial" w:eastAsia="Arial" w:hAnsi="Arial"/>
+                <w:b w:val="false"/>
+                <w:bCs w:val="false"/>
+                <w:color w:val="000000"/>
+                <w:sz w:val="19"/>
+                <w:szCs w:val="19"/>
+              </w:rPr>
+              <w:t xml:space="preserve">Width of the player's paddle on HARD (slider).</w:t>
+            </w:r>
+          </w:p>
+        </w:tc>
+      </w:tr>
+      <w:tr>
+        <w:trPr>
+          <w:cantSplit/>
+        </w:trPr>
+        <w:tc>
+          <w:tcPr>
+            <w:tcW w:type="dxa" w:w="2200"/>
+            <w:tcBorders>
+              <w:top w:val="single" w:color="999999" w:sz="4"/>
+              <w:left w:val="single" w:color="999999" w:sz="4"/>
+              <w:bottom w:val="single" w:color="999999" w:sz="4"/>
+              <w:right w:val="single" w:color="999999" w:sz="4"/>
+            </w:tcBorders>
+            <w:shd w:fill="F3F3F3" w:color="auto" w:val="clear"/>
+            <w:tcMar>
+              <w:top w:type="dxa" w:w="70"/>
+              <w:left w:type="dxa" w:w="110"/>
+              <w:bottom w:type="dxa" w:w="70"/>
+              <w:right w:type="dxa" w:w="110"/>
+            </w:tcMar>
+          </w:tcPr>
+          <w:p>
+            <w:pPr>
+              <w:keepNext/>
+              <w:spacing w:after="0"/>
+            </w:pPr>
+            <w:r>
+              <w:rPr>
+                <w:rFonts w:ascii="Arial" w:cs="Arial" w:eastAsia="Arial" w:hAnsi="Arial"/>
+                <w:b w:val="false"/>
+                <w:bCs w:val="false"/>
+                <w:color w:val="000000"/>
+                <w:sz w:val="19"/>
+                <w:szCs w:val="19"/>
+              </w:rPr>
+              <w:t xml:space="preserve">4. Control</w:t>
+            </w:r>
+          </w:p>
+        </w:tc>
+        <w:tc>
+          <w:tcPr>
+            <w:tcW w:type="dxa" w:w="1500"/>
+            <w:tcBorders>
+              <w:top w:val="single" w:color="999999" w:sz="4"/>
+              <w:left w:val="single" w:color="999999" w:sz="4"/>
+              <w:bottom w:val="single" w:color="999999" w:sz="4"/>
+              <w:right w:val="single" w:color="999999" w:sz="4"/>
+            </w:tcBorders>
+            <w:shd w:fill="F3F3F3" w:color="auto" w:val="clear"/>
+            <w:tcMar>
+              <w:top w:type="dxa" w:w="70"/>
+              <w:left w:type="dxa" w:w="110"/>
+              <w:bottom w:type="dxa" w:w="70"/>
+              <w:right w:type="dxa" w:w="110"/>
+            </w:tcMar>
+          </w:tcPr>
+          <w:p>
+            <w:pPr>
+              <w:keepNext/>
+              <w:spacing w:after="0"/>
+            </w:pPr>
+            <w:r>
+              <w:rPr>
+                <w:rFonts w:ascii="Arial" w:cs="Arial" w:eastAsia="Arial" w:hAnsi="Arial"/>
+                <w:b w:val="false"/>
+                <w:bCs w:val="false"/>
+                <w:color w:val="000000"/>
+                <w:sz w:val="19"/>
+                <w:szCs w:val="19"/>
+              </w:rPr>
+              <w:t xml:space="preserve">TOUCH / TILT</w:t>
+            </w:r>
+          </w:p>
+        </w:tc>
+        <w:tc>
+          <w:tcPr>
+            <w:tcW w:type="dxa" w:w="1100"/>
+            <w:tcBorders>
+              <w:top w:val="single" w:color="999999" w:sz="4"/>
+              <w:left w:val="single" w:color="999999" w:sz="4"/>
+              <w:bottom w:val="single" w:color="999999" w:sz="4"/>
+              <w:right w:val="single" w:color="999999" w:sz="4"/>
+            </w:tcBorders>
+            <w:shd w:fill="F3F3F3" w:color="auto" w:val="clear"/>
+            <w:tcMar>
+              <w:top w:type="dxa" w:w="70"/>
+              <w:left w:type="dxa" w:w="110"/>
+              <w:bottom w:type="dxa" w:w="70"/>
+              <w:right w:type="dxa" w:w="110"/>
+            </w:tcMar>
+          </w:tcPr>
+          <w:p>
+            <w:pPr>
+              <w:keepNext/>
+              <w:spacing w:after="0"/>
+            </w:pPr>
+            <w:r>
+              <w:rPr>
+                <w:rFonts w:ascii="Arial" w:cs="Arial" w:eastAsia="Arial" w:hAnsi="Arial"/>
+                <w:b w:val="false"/>
+                <w:bCs w:val="false"/>
+                <w:color w:val="000000"/>
+                <w:sz w:val="19"/>
+                <w:szCs w:val="19"/>
+              </w:rPr>
+              <w:t xml:space="preserve">-</w:t>
+            </w:r>
+          </w:p>
+        </w:tc>
+        <w:tc>
+          <w:tcPr>
+            <w:tcW w:type="dxa" w:w="1500"/>
+            <w:tcBorders>
+              <w:top w:val="single" w:color="999999" w:sz="4"/>
+              <w:left w:val="single" w:color="999999" w:sz="4"/>
+              <w:bottom w:val="single" w:color="999999" w:sz="4"/>
+              <w:right w:val="single" w:color="999999" w:sz="4"/>
+            </w:tcBorders>
+            <w:shd w:fill="F3F3F3" w:color="auto" w:val="clear"/>
+            <w:tcMar>
+              <w:top w:type="dxa" w:w="70"/>
+              <w:left w:type="dxa" w:w="110"/>
+              <w:bottom w:type="dxa" w:w="70"/>
+              <w:right w:type="dxa" w:w="110"/>
+            </w:tcMar>
+          </w:tcPr>
+          <w:p>
+            <w:pPr>
+              <w:keepNext/>
+              <w:spacing w:after="0"/>
+            </w:pPr>
+            <w:r>
+              <w:rPr>
+                <w:rFonts w:ascii="Arial" w:cs="Arial" w:eastAsia="Arial" w:hAnsi="Arial"/>
+                <w:b w:val="false"/>
+                <w:bCs w:val="false"/>
+                <w:color w:val="000000"/>
+                <w:sz w:val="19"/>
+                <w:szCs w:val="19"/>
+              </w:rPr>
+              <w:t xml:space="preserve">TOUCH</w:t>
+            </w:r>
+          </w:p>
+        </w:tc>
+        <w:tc>
+          <w:tcPr>
+            <w:tcW w:type="dxa" w:w="3338"/>
+            <w:tcBorders>
+              <w:top w:val="single" w:color="999999" w:sz="4"/>
+              <w:left w:val="single" w:color="999999" w:sz="4"/>
+              <w:bottom w:val="single" w:color="999999" w:sz="4"/>
+              <w:right w:val="single" w:color="999999" w:sz="4"/>
+            </w:tcBorders>
+            <w:shd w:fill="F3F3F3" w:color="auto" w:val="clear"/>
+            <w:tcMar>
+              <w:top w:type="dxa" w:w="70"/>
+              <w:left w:type="dxa" w:w="110"/>
+              <w:bottom w:type="dxa" w:w="70"/>
+              <w:right w:type="dxa" w:w="110"/>
+            </w:tcMar>
+          </w:tcPr>
+          <w:p>
+            <w:pPr>
+              <w:keepNext/>
+              <w:spacing w:after="0"/>
+            </w:pPr>
+            <w:r>
+              <w:rPr>
+                <w:rFonts w:ascii="Arial" w:cs="Arial" w:eastAsia="Arial" w:hAnsi="Arial"/>
+                <w:b w:val="false"/>
+                <w:bCs w:val="false"/>
+                <w:color w:val="000000"/>
+                <w:sz w:val="19"/>
+                <w:szCs w:val="19"/>
+              </w:rPr>
+              <w:t xml:space="preserve">Paddle control method, remembered between sessions.</w:t>
+            </w:r>
+          </w:p>
+        </w:tc>
+      </w:tr>
+      <w:tr>
+        <w:trPr>
+          <w:cantSplit/>
+        </w:trPr>
+        <w:tc>
+          <w:tcPr>
+            <w:tcW w:type="dxa" w:w="2200"/>
+            <w:tcBorders>
+              <w:top w:val="single" w:color="999999" w:sz="4"/>
+              <w:left w:val="single" w:color="999999" w:sz="4"/>
+              <w:bottom w:val="single" w:color="999999" w:sz="4"/>
+              <w:right w:val="single" w:color="999999" w:sz="4"/>
+            </w:tcBorders>
+            <w:tcMar>
+              <w:top w:type="dxa" w:w="70"/>
+              <w:left w:type="dxa" w:w="110"/>
+              <w:bottom w:type="dxa" w:w="70"/>
+              <w:right w:type="dxa" w:w="110"/>
+            </w:tcMar>
+          </w:tcPr>
+          <w:p>
+            <w:pPr>
               <w:keepNext w:val="false"/>
               <w:spacing w:after="0"/>
             </w:pPr>
@@ -7475,7 +7940,7 @@
                 <w:sz w:val="19"/>
                 <w:szCs w:val="19"/>
               </w:rPr>
-              <w:t xml:space="preserve">3. Paddle size - HARD</w:t>
+              <w:t xml:space="preserve">4. Tilt direction</w:t>
             </w:r>
           </w:p>
         </w:tc>
@@ -7509,7 +7974,7 @@
                 <w:sz w:val="19"/>
                 <w:szCs w:val="19"/>
               </w:rPr>
-              <w:t xml:space="preserve">40 - 140</w:t>
+              <w:t xml:space="preserve">NORMAL / REVERSED</w:t>
             </w:r>
           </w:p>
         </w:tc>
@@ -7543,7 +8008,7 @@
                 <w:sz w:val="19"/>
                 <w:szCs w:val="19"/>
               </w:rPr>
-              <w:t xml:space="preserve">2</w:t>
+              <w:t xml:space="preserve">-</w:t>
             </w:r>
           </w:p>
         </w:tc>
@@ -7577,7 +8042,7 @@
                 <w:sz w:val="19"/>
                 <w:szCs w:val="19"/>
               </w:rPr>
-              <w:t xml:space="preserve">56</w:t>
+              <w:t xml:space="preserve">NORMAL</w:t>
             </w:r>
           </w:p>
         </w:tc>
@@ -7611,7 +8076,7 @@
                 <w:sz w:val="19"/>
                 <w:szCs w:val="19"/>
               </w:rPr>
-              <w:t xml:space="preserve">Width of the player's paddle on HARD (slider).</w:t>
+              <w:t xml:space="preserve">Only used in tilt mode.</w:t>
             </w:r>
           </w:p>
         </w:tc>
@@ -7651,7 +8116,7 @@
         <w:rPr>
           <w:rFonts w:ascii="Arial" w:cs="Arial" w:eastAsia="Arial" w:hAnsi="Arial"/>
         </w:rPr>
-        <w:t xml:space="preserve">RESET DEFAULTS restores all seven values.</w:t>
+        <w:t xml:space="preserve">RESET DEFAULTS restores all seven values and sets control back to TOUCH.</w:t>
       </w:r>
     </w:p>
     <w:p>
@@ -8255,7 +8720,7 @@
                 <w:sz w:val="19"/>
                 <w:szCs w:val="19"/>
               </w:rPr>
-              <w:t xml:space="preserve">Reverse switch</w:t>
+              <w:t xml:space="preserve">Where to set</w:t>
             </w:r>
           </w:p>
         </w:tc>
@@ -8290,7 +8755,7 @@
                 <w:sz w:val="19"/>
                 <w:szCs w:val="19"/>
               </w:rPr>
-              <w:t xml:space="preserve">TILT DIR: NORMAL / REVERSED on the Select Level screen, in case a device reports the opposite sign.</w:t>
+              <w:t xml:space="preserve">Setup screen, section 4: CONTROL: TOUCH / TILT, and DIR: NORMAL / REVERSED (shown in tilt mode) in case a device reports the opposite sign.</w:t>
             </w:r>
           </w:p>
         </w:tc>
@@ -8329,7 +8794,7 @@
                 <w:sz w:val="19"/>
                 <w:szCs w:val="19"/>
               </w:rPr>
-              <w:t xml:space="preserve">Fallback</w:t>
+              <w:t xml:space="preserve">Test bar</w:t>
             </w:r>
           </w:p>
         </w:tc>
@@ -8363,7 +8828,7 @@
                 <w:sz w:val="19"/>
                 <w:szCs w:val="19"/>
               </w:rPr>
-              <w:t xml:space="preserve">If no sensor data arrives within 1.5 seconds, the game switches back to touch and shows a short notice.</w:t>
+              <w:t xml:space="preserve">In tilt mode Setup shows a bar whose dot follows the tilt, so the direction can be checked before playing.</w:t>
             </w:r>
           </w:p>
         </w:tc>
@@ -8391,6 +8856,80 @@
           </w:tcPr>
           <w:p>
             <w:pPr>
+              <w:keepNext/>
+              <w:spacing w:after="0"/>
+            </w:pPr>
+            <w:r>
+              <w:rPr>
+                <w:rFonts w:ascii="Arial" w:cs="Arial" w:eastAsia="Arial" w:hAnsi="Arial"/>
+                <w:b w:val="false"/>
+                <w:bCs w:val="false"/>
+                <w:color w:val="000000"/>
+                <w:sz w:val="19"/>
+                <w:szCs w:val="19"/>
+              </w:rPr>
+              <w:t xml:space="preserve">Fallback</w:t>
+            </w:r>
+          </w:p>
+        </w:tc>
+        <w:tc>
+          <w:tcPr>
+            <w:tcW w:type="dxa" w:w="6638"/>
+            <w:tcBorders>
+              <w:top w:val="single" w:color="999999" w:sz="4"/>
+              <w:left w:val="single" w:color="999999" w:sz="4"/>
+              <w:bottom w:val="single" w:color="999999" w:sz="4"/>
+              <w:right w:val="single" w:color="999999" w:sz="4"/>
+            </w:tcBorders>
+            <w:shd w:fill="F3F3F3" w:color="auto" w:val="clear"/>
+            <w:tcMar>
+              <w:top w:type="dxa" w:w="70"/>
+              <w:left w:type="dxa" w:w="110"/>
+              <w:bottom w:type="dxa" w:w="70"/>
+              <w:right w:type="dxa" w:w="110"/>
+            </w:tcMar>
+          </w:tcPr>
+          <w:p>
+            <w:pPr>
+              <w:keepNext/>
+              <w:spacing w:after="0"/>
+            </w:pPr>
+            <w:r>
+              <w:rPr>
+                <w:rFonts w:ascii="Arial" w:cs="Arial" w:eastAsia="Arial" w:hAnsi="Arial"/>
+                <w:b w:val="false"/>
+                <w:bCs w:val="false"/>
+                <w:color w:val="000000"/>
+                <w:sz w:val="19"/>
+                <w:szCs w:val="19"/>
+              </w:rPr>
+              <w:t xml:space="preserve">If no sensor data arrives within 1.5 seconds, the game switches back to touch and shows a short notice.</w:t>
+            </w:r>
+          </w:p>
+        </w:tc>
+      </w:tr>
+      <w:tr>
+        <w:trPr>
+          <w:cantSplit/>
+        </w:trPr>
+        <w:tc>
+          <w:tcPr>
+            <w:tcW w:type="dxa" w:w="3000"/>
+            <w:tcBorders>
+              <w:top w:val="single" w:color="999999" w:sz="4"/>
+              <w:left w:val="single" w:color="999999" w:sz="4"/>
+              <w:bottom w:val="single" w:color="999999" w:sz="4"/>
+              <w:right w:val="single" w:color="999999" w:sz="4"/>
+            </w:tcBorders>
+            <w:tcMar>
+              <w:top w:type="dxa" w:w="70"/>
+              <w:left w:type="dxa" w:w="110"/>
+              <w:bottom w:type="dxa" w:w="70"/>
+              <w:right w:type="dxa" w:w="110"/>
+            </w:tcMar>
+          </w:tcPr>
+          <w:p>
+            <w:pPr>
               <w:keepNext w:val="false"/>
               <w:spacing w:after="0"/>
             </w:pPr>
@@ -8416,7 +8955,6 @@
               <w:bottom w:val="single" w:color="999999" w:sz="4"/>
               <w:right w:val="single" w:color="999999" w:sz="4"/>
             </w:tcBorders>
-            <w:shd w:fill="F3F3F3" w:color="auto" w:val="clear"/>
             <w:tcMar>
               <w:top w:type="dxa" w:w="70"/>
               <w:left w:type="dxa" w:w="110"/>
@@ -8438,7 +8976,7 @@
                 <w:sz w:val="19"/>
                 <w:szCs w:val="19"/>
               </w:rPr>
-              <w:t xml:space="preserve">The screen is kept awake while the app is open, since tilt play involves no touching.</w:t>
+              <w:t xml:space="preserve">Tilt play has no touches, so the screen must be kept on. Two layers: the native keep-awake flag (re-applied each time the app returns to the foreground) and a web screen wake lock inside the game. Setup shows which layers are active.</w:t>
             </w:r>
           </w:p>
         </w:tc>
@@ -11066,7 +11604,7 @@
           </w:tcPr>
           <w:p>
             <w:pPr>
-              <w:keepNext/>
+              <w:keepNext w:val="false"/>
               <w:spacing w:after="0"/>
             </w:pPr>
             <w:r>
@@ -11101,7 +11639,7 @@
           </w:tcPr>
           <w:p>
             <w:pPr>
-              <w:keepNext/>
+              <w:keepNext w:val="false"/>
               <w:spacing w:after="0"/>
             </w:pPr>
             <w:r>
@@ -11140,7 +11678,7 @@
           </w:tcPr>
           <w:p>
             <w:pPr>
-              <w:keepNext/>
+              <w:keepNext w:val="false"/>
               <w:spacing w:after="0"/>
             </w:pPr>
             <w:r>
@@ -11174,7 +11712,7 @@
           </w:tcPr>
           <w:p>
             <w:pPr>
-              <w:keepNext/>
+              <w:keepNext w:val="false"/>
               <w:spacing w:after="0"/>
             </w:pPr>
             <w:r>
@@ -11214,7 +11752,7 @@
           </w:tcPr>
           <w:p>
             <w:pPr>
-              <w:keepNext/>
+              <w:keepNext w:val="false"/>
               <w:spacing w:after="0"/>
             </w:pPr>
             <w:r>
@@ -11249,7 +11787,7 @@
           </w:tcPr>
           <w:p>
             <w:pPr>
-              <w:keepNext/>
+              <w:keepNext w:val="false"/>
               <w:spacing w:after="0"/>
             </w:pPr>
             <w:r>
@@ -11288,7 +11826,7 @@
           </w:tcPr>
           <w:p>
             <w:pPr>
-              <w:keepNext/>
+              <w:keepNext w:val="false"/>
               <w:spacing w:after="0"/>
             </w:pPr>
             <w:r>
@@ -11322,7 +11860,7 @@
           </w:tcPr>
           <w:p>
             <w:pPr>
-              <w:keepNext/>
+              <w:keepNext w:val="false"/>
               <w:spacing w:after="0"/>
             </w:pPr>
             <w:r>
@@ -11362,7 +11900,7 @@
           </w:tcPr>
           <w:p>
             <w:pPr>
-              <w:keepNext/>
+              <w:keepNext w:val="false"/>
               <w:spacing w:after="0"/>
             </w:pPr>
             <w:r>
@@ -11397,7 +11935,7 @@
           </w:tcPr>
           <w:p>
             <w:pPr>
-              <w:keepNext/>
+              <w:keepNext w:val="false"/>
               <w:spacing w:after="0"/>
             </w:pPr>
             <w:r>
@@ -11436,7 +11974,7 @@
           </w:tcPr>
           <w:p>
             <w:pPr>
-              <w:keepNext/>
+              <w:keepNext w:val="false"/>
               <w:spacing w:after="0"/>
             </w:pPr>
             <w:r>
@@ -11470,7 +12008,7 @@
           </w:tcPr>
           <w:p>
             <w:pPr>
-              <w:keepNext/>
+              <w:keepNext w:val="false"/>
               <w:spacing w:after="0"/>
             </w:pPr>
             <w:r>
@@ -11510,7 +12048,7 @@
           </w:tcPr>
           <w:p>
             <w:pPr>
-              <w:keepNext/>
+              <w:keepNext w:val="false"/>
               <w:spacing w:after="0"/>
             </w:pPr>
             <w:r>
@@ -11545,19 +12083,19 @@
           </w:tcPr>
           <w:p>
             <w:pPr>
-              <w:keepNext/>
-              <w:spacing w:after="0"/>
-            </w:pPr>
-            <w:r>
-              <w:rPr>
-                <w:rFonts w:ascii="Arial" w:cs="Arial" w:eastAsia="Arial" w:hAnsi="Arial"/>
-                <w:b w:val="false"/>
-                <w:bCs w:val="false"/>
-                <w:color w:val="000000"/>
-                <w:sz w:val="19"/>
-                <w:szCs w:val="19"/>
-              </w:rPr>
-              <w:t xml:space="preserve">Pass: right and left movement, dead zone, reversed setting, tablet rotation, no-sensor fallback.</w:t>
+              <w:keepNext w:val="false"/>
+              <w:spacing w:after="0"/>
+            </w:pPr>
+            <w:r>
+              <w:rPr>
+                <w:rFonts w:ascii="Arial" w:cs="Arial" w:eastAsia="Arial" w:hAnsi="Arial"/>
+                <w:b w:val="false"/>
+                <w:bCs w:val="false"/>
+                <w:color w:val="000000"/>
+                <w:sz w:val="19"/>
+                <w:szCs w:val="19"/>
+              </w:rPr>
+              <w:t xml:space="preserve">Pass: toggle and direction in Setup, right and left movement, dead zone, reversed setting, tablet rotation, no-sensor fallback.</w:t>
             </w:r>
           </w:p>
         </w:tc>
@@ -11584,19 +12122,19 @@
           </w:tcPr>
           <w:p>
             <w:pPr>
-              <w:keepNext/>
-              <w:spacing w:after="0"/>
-            </w:pPr>
-            <w:r>
-              <w:rPr>
-                <w:rFonts w:ascii="Arial" w:cs="Arial" w:eastAsia="Arial" w:hAnsi="Arial"/>
-                <w:b w:val="false"/>
-                <w:bCs w:val="false"/>
-                <w:color w:val="000000"/>
-                <w:sz w:val="19"/>
-                <w:szCs w:val="19"/>
-              </w:rPr>
-              <w:t xml:space="preserve">Touch control</w:t>
+              <w:keepNext w:val="false"/>
+              <w:spacing w:after="0"/>
+            </w:pPr>
+            <w:r>
+              <w:rPr>
+                <w:rFonts w:ascii="Arial" w:cs="Arial" w:eastAsia="Arial" w:hAnsi="Arial"/>
+                <w:b w:val="false"/>
+                <w:bCs w:val="false"/>
+                <w:color w:val="000000"/>
+                <w:sz w:val="19"/>
+                <w:szCs w:val="19"/>
+              </w:rPr>
+              <w:t xml:space="preserve">Screen stay-awake</w:t>
             </w:r>
           </w:p>
         </w:tc>
@@ -11618,19 +12156,19 @@
           </w:tcPr>
           <w:p>
             <w:pPr>
-              <w:keepNext/>
-              <w:spacing w:after="0"/>
-            </w:pPr>
-            <w:r>
-              <w:rPr>
-                <w:rFonts w:ascii="Arial" w:cs="Arial" w:eastAsia="Arial" w:hAnsi="Arial"/>
-                <w:b w:val="false"/>
-                <w:bCs w:val="false"/>
-                <w:color w:val="000000"/>
-                <w:sz w:val="19"/>
-                <w:szCs w:val="19"/>
-              </w:rPr>
-              <w:t xml:space="preserve">Pass.</w:t>
+              <w:keepNext w:val="false"/>
+              <w:spacing w:after="0"/>
+            </w:pPr>
+            <w:r>
+              <w:rPr>
+                <w:rFonts w:ascii="Arial" w:cs="Arial" w:eastAsia="Arial" w:hAnsi="Arial"/>
+                <w:b w:val="false"/>
+                <w:bCs w:val="false"/>
+                <w:color w:val="000000"/>
+                <w:sz w:val="19"/>
+                <w:szCs w:val="19"/>
+              </w:rPr>
+              <w:t xml:space="preserve">Pass (simulated): web wake lock acquired, re-acquired after release and when the app becomes visible again, status line correct. The native layer must be confirmed on a device.</w:t>
             </w:r>
           </w:p>
         </w:tc>
@@ -11658,19 +12196,19 @@
           </w:tcPr>
           <w:p>
             <w:pPr>
-              <w:keepNext/>
-              <w:spacing w:after="0"/>
-            </w:pPr>
-            <w:r>
-              <w:rPr>
-                <w:rFonts w:ascii="Arial" w:cs="Arial" w:eastAsia="Arial" w:hAnsi="Arial"/>
-                <w:b w:val="false"/>
-                <w:bCs w:val="false"/>
-                <w:color w:val="000000"/>
-                <w:sz w:val="19"/>
-                <w:szCs w:val="19"/>
-              </w:rPr>
-              <w:t xml:space="preserve">Stability</w:t>
+              <w:keepNext w:val="false"/>
+              <w:spacing w:after="0"/>
+            </w:pPr>
+            <w:r>
+              <w:rPr>
+                <w:rFonts w:ascii="Arial" w:cs="Arial" w:eastAsia="Arial" w:hAnsi="Arial"/>
+                <w:b w:val="false"/>
+                <w:bCs w:val="false"/>
+                <w:color w:val="000000"/>
+                <w:sz w:val="19"/>
+                <w:szCs w:val="19"/>
+              </w:rPr>
+              <w:t xml:space="preserve">Touch control</w:t>
             </w:r>
           </w:p>
         </w:tc>
@@ -11693,19 +12231,19 @@
           </w:tcPr>
           <w:p>
             <w:pPr>
-              <w:keepNext/>
-              <w:spacing w:after="0"/>
-            </w:pPr>
-            <w:r>
-              <w:rPr>
-                <w:rFonts w:ascii="Arial" w:cs="Arial" w:eastAsia="Arial" w:hAnsi="Arial"/>
-                <w:b w:val="false"/>
-                <w:bCs w:val="false"/>
-                <w:color w:val="000000"/>
-                <w:sz w:val="19"/>
-                <w:szCs w:val="19"/>
-              </w:rPr>
-              <w:t xml:space="preserve">Pass: 30,000 simulated frames with no errors.</w:t>
+              <w:keepNext w:val="false"/>
+              <w:spacing w:after="0"/>
+            </w:pPr>
+            <w:r>
+              <w:rPr>
+                <w:rFonts w:ascii="Arial" w:cs="Arial" w:eastAsia="Arial" w:hAnsi="Arial"/>
+                <w:b w:val="false"/>
+                <w:bCs w:val="false"/>
+                <w:color w:val="000000"/>
+                <w:sz w:val="19"/>
+                <w:szCs w:val="19"/>
+              </w:rPr>
+              <w:t xml:space="preserve">Pass.</w:t>
             </w:r>
           </w:p>
         </w:tc>
@@ -11744,6 +12282,80 @@
                 <w:sz w:val="19"/>
                 <w:szCs w:val="19"/>
               </w:rPr>
+              <w:t xml:space="preserve">Stability</w:t>
+            </w:r>
+          </w:p>
+        </w:tc>
+        <w:tc>
+          <w:tcPr>
+            <w:tcW w:type="dxa" w:w="5838"/>
+            <w:tcBorders>
+              <w:top w:val="single" w:color="999999" w:sz="4"/>
+              <w:left w:val="single" w:color="999999" w:sz="4"/>
+              <w:bottom w:val="single" w:color="999999" w:sz="4"/>
+              <w:right w:val="single" w:color="999999" w:sz="4"/>
+            </w:tcBorders>
+            <w:tcMar>
+              <w:top w:type="dxa" w:w="70"/>
+              <w:left w:type="dxa" w:w="110"/>
+              <w:bottom w:type="dxa" w:w="70"/>
+              <w:right w:type="dxa" w:w="110"/>
+            </w:tcMar>
+          </w:tcPr>
+          <w:p>
+            <w:pPr>
+              <w:keepNext w:val="false"/>
+              <w:spacing w:after="0"/>
+            </w:pPr>
+            <w:r>
+              <w:rPr>
+                <w:rFonts w:ascii="Arial" w:cs="Arial" w:eastAsia="Arial" w:hAnsi="Arial"/>
+                <w:b w:val="false"/>
+                <w:bCs w:val="false"/>
+                <w:color w:val="000000"/>
+                <w:sz w:val="19"/>
+                <w:szCs w:val="19"/>
+              </w:rPr>
+              <w:t xml:space="preserve">Pass: 30,000 simulated frames with no errors.</w:t>
+            </w:r>
+          </w:p>
+        </w:tc>
+      </w:tr>
+      <w:tr>
+        <w:trPr>
+          <w:cantSplit/>
+        </w:trPr>
+        <w:tc>
+          <w:tcPr>
+            <w:tcW w:type="dxa" w:w="3800"/>
+            <w:tcBorders>
+              <w:top w:val="single" w:color="999999" w:sz="4"/>
+              <w:left w:val="single" w:color="999999" w:sz="4"/>
+              <w:bottom w:val="single" w:color="999999" w:sz="4"/>
+              <w:right w:val="single" w:color="999999" w:sz="4"/>
+            </w:tcBorders>
+            <w:shd w:fill="F3F3F3" w:color="auto" w:val="clear"/>
+            <w:tcMar>
+              <w:top w:type="dxa" w:w="70"/>
+              <w:left w:type="dxa" w:w="110"/>
+              <w:bottom w:type="dxa" w:w="70"/>
+              <w:right w:type="dxa" w:w="110"/>
+            </w:tcMar>
+          </w:tcPr>
+          <w:p>
+            <w:pPr>
+              <w:keepNext w:val="false"/>
+              <w:spacing w:after="0"/>
+            </w:pPr>
+            <w:r>
+              <w:rPr>
+                <w:rFonts w:ascii="Arial" w:cs="Arial" w:eastAsia="Arial" w:hAnsi="Arial"/>
+                <w:b w:val="false"/>
+                <w:bCs w:val="false"/>
+                <w:color w:val="000000"/>
+                <w:sz w:val="19"/>
+                <w:szCs w:val="19"/>
+              </w:rPr>
               <w:t xml:space="preserve">Build chain</w:t>
             </w:r>
           </w:p>
@@ -11757,6 +12369,7 @@
               <w:bottom w:val="single" w:color="999999" w:sz="4"/>
               <w:right w:val="single" w:color="999999" w:sz="4"/>
             </w:tcBorders>
+            <w:shd w:fill="F3F3F3" w:color="auto" w:val="clear"/>
             <w:tcMar>
               <w:top w:type="dxa" w:w="70"/>
               <w:left w:type="dxa" w:w="110"/>
@@ -11799,7 +12412,7 @@
           <w:b/>
           <w:bCs/>
         </w:rPr>
-        <w:t xml:space="preserve">Automated checks: 32 passing. </w:t>
+        <w:t xml:space="preserve">Automated checks: 49 passing. </w:t>
       </w:r>
       <w:r>
         <w:rPr>
@@ -12523,7 +13136,7 @@
         <w:rPr>
           <w:rFonts w:ascii="Arial" w:cs="Arial" w:eastAsia="Arial" w:hAnsi="Arial"/>
         </w:rPr>
-        <w:t xml:space="preserve">Tilt direction is based on the standard motion-sensor convention; if a device reports the opposite sign, use TILT DIR: REVERSED.</w:t>
+        <w:t xml:space="preserve">Tilt direction is based on the standard motion-sensor convention; if a device reports the opposite sign, use DIR: REVERSED in Setup.</w:t>
       </w:r>
     </w:p>
     <w:p>
@@ -12540,6 +13153,22 @@
           <w:rFonts w:ascii="Arial" w:cs="Arial" w:eastAsia="Arial" w:hAnsi="Arial"/>
         </w:rPr>
         <w:t xml:space="preserve">Setup is not protected. A 4-digit admin PIN is a possible addition.</w:t>
+      </w:r>
+    </w:p>
+    <w:p>
+      <w:pPr>
+        <w:pStyle w:val="ListParagraph"/>
+        <w:numPr>
+          <w:ilvl w:val="0"/>
+          <w:numId w:val="2"/>
+        </w:numPr>
+        <w:spacing w:after="70" w:line="270"/>
+      </w:pPr>
+      <w:r>
+        <w:rPr>
+          <w:rFonts w:ascii="Arial" w:cs="Arial" w:eastAsia="Arial" w:hAnsi="Arial"/>
+        </w:rPr>
+        <w:t xml:space="preserve">If Setup shows Screen stay-awake: OFF on a device, that device or its power settings are overriding the app, and the screen timeout must be raised in Android settings.</w:t>
       </w:r>
     </w:p>
     <w:p>
